--- a/docs/synsmith_2col.docx
+++ b/docs/synsmith_2col.docx
@@ -117,56 +117,7 @@
         <w:widowControl w:val="1"/>
       </w:pPr>
       <w:r>
-        <w:rPr>
-          <w:b/>
-          <w:bCs/>
-        </w:rPr>
-        <w:t xml:space="preserve">The problem.</w:t>
-      </w:r>
-      <w:r>
-        <w:t xml:space="preserve"> </w:t>
-      </w:r>
-      <w:r>
-        <w:t xml:space="preserve">LLM-generated synthetic data is most valuable for downstream model training when real labeled data is scarce. Yet the standard evaluation protocol (train on synthetic, test on real) measures it in isolation, not as it is actually used:</w:t>
-      </w:r>
-      <w:r>
-        <w:t xml:space="preserve"> </w:t>
-      </w:r>
-      <w:r>
-        <w:rPr>
-          <w:i/>
-          <w:iCs/>
-        </w:rPr>
-        <w:t xml:space="preserve">augmenting</w:t>
-      </w:r>
-      <w:r>
-        <w:t xml:space="preserve"> </w:t>
-      </w:r>
-      <w:r>
-        <w:t xml:space="preserve">a small real labeled set. The isolated protocol systematically penalizes diversity-inducing methods, because diverse synthetic samples replace the keyword anchors a low-capacity downstream classifier relies on. The realistic protocol, augmentation with limited real data, is rarely measured. As a result, the existing literature treats prompt optimization as a single-axis problem in which more critics are presumed to yield better synthetic data.</w:t>
-      </w:r>
-    </w:p>
-    <w:p>
-      <w:pPr>
-        <w:pStyle w:val="BodyText"/>
-        <w:ind w:left="432" w:right="432" w:firstLine="0"/>
-        <w:jc w:val="both"/>
-        <w:keepNext w:val="0"/>
-        <w:keepLines w:val="0"/>
-        <w:widowControl w:val="1"/>
-      </w:pPr>
-      <w:r>
-        <w:rPr>
-          <w:b/>
-          <w:bCs/>
-        </w:rPr>
-        <w:t xml:space="preserve">What we do.</w:t>
-      </w:r>
-      <w:r>
-        <w:t xml:space="preserve"> </w:t>
-      </w:r>
-      <w:r>
-        <w:t xml:space="preserve">We adapt four classical GAN mode-collapse defenses (PacGAN, MSGAN, ban-list training, density-ratio coverage) into a seven-critic prompt-debugging loop alongside three baseline critics (attribute verifier, realism discriminator, diversity auditor), and evaluate the resulting synthetic data under both protocols across ten random seeds on a customer-support intent classification task with</w:t>
+        <w:t xml:space="preserve">LLM-generated synthetic data is most valuable when real labeled examples are scarce, yet the standard evaluation protocol measures it in isolation rather than as augmentation of a small real set, systematically penalizing diversity-inducing methods whose samples replace the keyword anchors a low-capacity downstream classifier relies on. We treat synthetic-data generation as iterative critic-guided prompt optimization, adapting four classical GAN mode-collapse defenses (PacGAN, MSGAN, ban-list training, density-ratio coverage) into a seven-critic prompt-debugging loop alongside three baseline critics (attribute verifier, realism discriminator, diversity auditor), and evaluate the resulting synthetic data on customer-support intent classification with</w:t>
       </w:r>
       <w:r>
         <w:t xml:space="preserve"> </w:t>
@@ -178,30 +129,10 @@
         <w:t xml:space="preserve">gpt-4o-mini</w:t>
       </w:r>
       <w:r>
-        <w:t xml:space="preserve">, with a Banking77 cross-domain replication.</w:t>
-      </w:r>
-    </w:p>
-    <w:p>
-      <w:pPr>
-        <w:pStyle w:val="BodyText"/>
-        <w:ind w:left="432" w:right="432" w:firstLine="0"/>
-        <w:jc w:val="both"/>
-        <w:keepNext w:val="0"/>
-        <w:keepLines w:val="0"/>
-        <w:widowControl w:val="1"/>
-      </w:pPr>
-      <w:r>
-        <w:rPr>
-          <w:b/>
-          <w:bCs/>
-        </w:rPr>
-        <w:t xml:space="preserve">What we find.</w:t>
-      </w:r>
-      <w:r>
-        <w:t xml:space="preserve"> </w:t>
-      </w:r>
-      <w:r>
-        <w:t xml:space="preserve">Iteration injects a measurable</w:t>
+        <w:t xml:space="preserve"> </w:t>
+      </w:r>
+      <w:r>
+        <w:t xml:space="preserve">and on three standard benchmarks (SST-2, Banking77, TREC). Iteration injects a measurable</w:t>
       </w:r>
       <w:r>
         <w:t xml:space="preserve"> </w:t>
@@ -221,7 +152,7 @@
         <w:t xml:space="preserve"> </w:t>
       </w:r>
       <w:r>
-        <w:t xml:space="preserve">semantic-diversity gain over non-iterated baselines, measured by the Vendi score</w:t>
+        <w:t xml:space="preserve">semantic-diversity gain over non-iterated baselines (Vendi</w:t>
       </w:r>
       <w:r>
         <w:t xml:space="preserve"> </w:t>
@@ -237,9 +168,6 @@
       <w:r>
         <w:t xml:space="preserve"> </w:t>
       </w:r>
-      <w:r>
-        <w:t xml:space="preserve">on the sentence-transformer Gram matrix (</w:t>
-      </w:r>
       <m:oMath>
         <m:r>
           <m:t>19.3</m:t>
@@ -258,7 +186,7 @@
         <w:t xml:space="preserve"> </w:t>
       </w:r>
       <w:r>
-        <w:t xml:space="preserve">across iterated conditions versus</w:t>
+        <w:t xml:space="preserve">vs</w:t>
       </w:r>
       <w:r>
         <w:t xml:space="preserve"> </w:t>
@@ -278,38 +206,7 @@
         </m:r>
       </m:oMath>
       <w:r>
-        <w:t xml:space="preserve"> </w:t>
-      </w:r>
-      <w:r>
-        <w:t xml:space="preserve">for naive prompting; one-sample</w:t>
-      </w:r>
-      <w:r>
-        <w:t xml:space="preserve"> </w:t>
-      </w:r>
-      <m:oMath>
-        <m:r>
-          <m:t>t</m:t>
-        </m:r>
-      </m:oMath>
-      <w:r>
-        <w:t xml:space="preserve"> </w:t>
-      </w:r>
-      <w:r>
-        <w:t xml:space="preserve">versus the non-iterated mean of</w:t>
-      </w:r>
-      <w:r>
-        <w:t xml:space="preserve"> </w:t>
-      </w:r>
-      <m:oMath>
-        <m:r>
-          <m:t>10.0</m:t>
-        </m:r>
-      </m:oMath>
-      <w:r>
-        <w:t xml:space="preserve"> </w:t>
-      </w:r>
-      <w:r>
-        <w:t xml:space="preserve">gives</w:t>
+        <w:t xml:space="preserve">,</w:t>
       </w:r>
       <w:r>
         <w:t xml:space="preserve"> </w:t>
@@ -355,7 +252,7 @@
         <w:t xml:space="preserve"> </w:t>
       </w:r>
       <w:r>
-        <w:t xml:space="preserve">seeds). A Scendi</w:t>
+        <w:t xml:space="preserve">seeds), with a Scendi</w:t>
       </w:r>
       <w:r>
         <w:t xml:space="preserve"> </w:t>
@@ -389,7 +286,7 @@
         <w:t xml:space="preserve"> </w:t>
       </w:r>
       <w:r>
-        <w:t xml:space="preserve">Schur-complement decomposition attributes</w:t>
+        <w:t xml:space="preserve">Schur-complement decomposition attributing</w:t>
       </w:r>
       <w:r>
         <w:t xml:space="preserve"> </w:t>
@@ -415,18 +312,332 @@
         <w:t xml:space="preserve"> </w:t>
       </w:r>
       <w:r>
-        <w:t xml:space="preserve">of the</w:t>
+        <w:t xml:space="preserve">of the gain to intrinsic-model diversity. Cross-condition classifier ensembling, logit-averaging two iterated conditions, reaches macro F1</w:t>
       </w:r>
       <w:r>
         <w:t xml:space="preserve"> </w:t>
       </w:r>
       <m:oMath>
         <m:r>
-          <m:t>9.16</m:t>
+          <m:t>0.947</m:t>
+        </m:r>
+        <m:r>
+          <m:rPr>
+            <m:sty m:val="p"/>
+          </m:rPr>
+          <m:t>±</m:t>
+        </m:r>
+        <m:r>
+          <m:t>0.056</m:t>
         </m:r>
       </m:oMath>
       <w:r>
-        <w:t xml:space="preserve">-point gain to intrinsic-model diversity (the critic-iteration loop unlocks model capacity), with a</w:t>
+        <w:t xml:space="preserve"> </w:t>
+      </w:r>
+      <w:r>
+        <w:t xml:space="preserve">at</w:t>
+      </w:r>
+      <w:r>
+        <w:t xml:space="preserve"> </w:t>
+      </w:r>
+      <m:oMath>
+        <m:r>
+          <m:t>N</m:t>
+        </m:r>
+        <m:r>
+          <m:rPr>
+            <m:sty m:val="p"/>
+          </m:rPr>
+          <m:t>=</m:t>
+        </m:r>
+        <m:r>
+          <m:t>10</m:t>
+        </m:r>
+      </m:oMath>
+      <w:r>
+        <w:t xml:space="preserve"> </w:t>
+      </w:r>
+      <w:r>
+        <w:t xml:space="preserve">seeds,</w:t>
+      </w:r>
+      <w:r>
+        <w:t xml:space="preserve"> </w:t>
+      </w:r>
+      <m:oMath>
+        <m:r>
+          <m:rPr>
+            <m:sty m:val="p"/>
+          </m:rPr>
+          <m:t>+</m:t>
+        </m:r>
+        <m:r>
+          <m:t>0.073</m:t>
+        </m:r>
+      </m:oMath>
+      <w:r>
+        <w:t xml:space="preserve"> </w:t>
+      </w:r>
+      <w:r>
+        <w:t xml:space="preserve">over the three-critic baseline solo (BCa</w:t>
+      </w:r>
+      <w:r>
+        <w:t xml:space="preserve"> </w:t>
+      </w:r>
+      <m:oMath>
+        <m:r>
+          <m:t>95</m:t>
+        </m:r>
+        <m:r>
+          <m:rPr>
+            <m:sty m:val="p"/>
+          </m:rPr>
+          <m:t>%</m:t>
+        </m:r>
+      </m:oMath>
+      <w:r>
+        <w:t xml:space="preserve"> </w:t>
+      </w:r>
+      <w:r>
+        <w:t xml:space="preserve">CI</w:t>
+      </w:r>
+      <w:r>
+        <w:t xml:space="preserve"> </w:t>
+      </w:r>
+      <m:oMath>
+        <m:r>
+          <m:rPr>
+            <m:sty m:val="p"/>
+          </m:rPr>
+          <m:t>[</m:t>
+        </m:r>
+        <m:r>
+          <m:rPr>
+            <m:sty m:val="p"/>
+          </m:rPr>
+          <m:t>+</m:t>
+        </m:r>
+        <m:r>
+          <m:t>0.009</m:t>
+        </m:r>
+        <m:r>
+          <m:rPr>
+            <m:sty m:val="p"/>
+          </m:rPr>
+          <m:t>,</m:t>
+        </m:r>
+        <m:r>
+          <m:rPr>
+            <m:sty m:val="p"/>
+          </m:rPr>
+          <m:t>+</m:t>
+        </m:r>
+        <m:r>
+          <m:t>0.141</m:t>
+        </m:r>
+        <m:r>
+          <m:rPr>
+            <m:sty m:val="p"/>
+          </m:rPr>
+          <m:t>]</m:t>
+        </m:r>
+      </m:oMath>
+      <w:r>
+        <w:t xml:space="preserve">, excludes zero) and</w:t>
+      </w:r>
+      <w:r>
+        <w:t xml:space="preserve"> </w:t>
+      </w:r>
+      <m:oMath>
+        <m:r>
+          <m:rPr>
+            <m:sty m:val="p"/>
+          </m:rPr>
+          <m:t>+</m:t>
+        </m:r>
+        <m:r>
+          <m:t>0.233</m:t>
+        </m:r>
+      </m:oMath>
+      <w:r>
+        <w:t xml:space="preserve"> </w:t>
+      </w:r>
+      <w:r>
+        <w:t xml:space="preserve">on worst-class F1 over the seven-critic loop solo (BCa CI</w:t>
+      </w:r>
+      <w:r>
+        <w:t xml:space="preserve"> </w:t>
+      </w:r>
+      <m:oMath>
+        <m:r>
+          <m:rPr>
+            <m:sty m:val="p"/>
+          </m:rPr>
+          <m:t>[</m:t>
+        </m:r>
+        <m:r>
+          <m:rPr>
+            <m:sty m:val="p"/>
+          </m:rPr>
+          <m:t>+</m:t>
+        </m:r>
+        <m:r>
+          <m:t>0.067</m:t>
+        </m:r>
+        <m:r>
+          <m:rPr>
+            <m:sty m:val="p"/>
+          </m:rPr>
+          <m:t>,</m:t>
+        </m:r>
+        <m:r>
+          <m:rPr>
+            <m:sty m:val="p"/>
+          </m:rPr>
+          <m:t>+</m:t>
+        </m:r>
+        <m:r>
+          <m:t>0.500</m:t>
+        </m:r>
+        <m:r>
+          <m:rPr>
+            <m:sty m:val="p"/>
+          </m:rPr>
+          <m:t>]</m:t>
+        </m:r>
+      </m:oMath>
+      <w:r>
+        <w:t xml:space="preserve">), with</w:t>
+      </w:r>
+      <w:r>
+        <w:t xml:space="preserve"> </w:t>
+      </w:r>
+      <m:oMath>
+        <m:r>
+          <m:t>1.65</m:t>
+        </m:r>
+        <m:r>
+          <m:rPr>
+            <m:sty m:val="p"/>
+          </m:rPr>
+          <m:t>×</m:t>
+        </m:r>
+      </m:oMath>
+      <w:r>
+        <w:t xml:space="preserve"> </w:t>
+      </w:r>
+      <w:r>
+        <w:t xml:space="preserve">lower seed variance than any individual condition. Training the downstream classifier on the loop's synthetic batch alone (</w:t>
+      </w:r>
+      <m:oMath>
+        <m:r>
+          <m:t>N</m:t>
+        </m:r>
+        <m:r>
+          <m:rPr>
+            <m:sty m:val="p"/>
+          </m:rPr>
+          <m:t>=</m:t>
+        </m:r>
+        <m:r>
+          <m:t>5</m:t>
+        </m:r>
+      </m:oMath>
+      <w:r>
+        <w:t xml:space="preserve"> </w:t>
+      </w:r>
+      <w:r>
+        <w:t xml:space="preserve">seeds per task) reaches SST-2 macro F1</w:t>
+      </w:r>
+      <w:r>
+        <w:t xml:space="preserve"> </w:t>
+      </w:r>
+      <m:oMath>
+        <m:r>
+          <m:t>0.731</m:t>
+        </m:r>
+        <m:r>
+          <m:rPr>
+            <m:sty m:val="p"/>
+          </m:rPr>
+          <m:t>±</m:t>
+        </m:r>
+        <m:r>
+          <m:t>0.029</m:t>
+        </m:r>
+      </m:oMath>
+      <w:r>
+        <w:t xml:space="preserve"> </w:t>
+      </w:r>
+      <w:r>
+        <w:t xml:space="preserve">(</w:t>
+      </w:r>
+      <m:oMath>
+        <m:r>
+          <m:rPr>
+            <m:sty m:val="p"/>
+          </m:rPr>
+          <m:t>+</m:t>
+        </m:r>
+        <m:r>
+          <m:t>0.027</m:t>
+        </m:r>
+      </m:oMath>
+      <w:r>
+        <w:t xml:space="preserve"> </w:t>
+      </w:r>
+      <w:r>
+        <w:t xml:space="preserve">over real-only</w:t>
+      </w:r>
+      <w:r>
+        <w:t xml:space="preserve"> </w:t>
+      </w:r>
+      <m:oMath>
+        <m:r>
+          <m:t>0.704</m:t>
+        </m:r>
+      </m:oMath>
+      <w:r>
+        <w:t xml:space="preserve">), Banking77</w:t>
+      </w:r>
+      <w:r>
+        <w:t xml:space="preserve"> </w:t>
+      </w:r>
+      <m:oMath>
+        <m:r>
+          <m:t>0.876</m:t>
+        </m:r>
+        <m:r>
+          <m:rPr>
+            <m:sty m:val="p"/>
+          </m:rPr>
+          <m:t>±</m:t>
+        </m:r>
+        <m:r>
+          <m:t>0.012</m:t>
+        </m:r>
+      </m:oMath>
+      <w:r>
+        <w:t xml:space="preserve"> </w:t>
+      </w:r>
+      <w:r>
+        <w:t xml:space="preserve">(</w:t>
+      </w:r>
+      <m:oMath>
+        <m:r>
+          <m:t>5.8</m:t>
+        </m:r>
+        <m:r>
+          <m:rPr>
+            <m:sty m:val="p"/>
+          </m:rPr>
+          <m:t>×</m:t>
+        </m:r>
+      </m:oMath>
+      <w:r>
+        <w:t xml:space="preserve"> </w:t>
+      </w:r>
+      <w:r>
+        <w:t xml:space="preserve">variance reduction, residual gap</w:t>
       </w:r>
       <w:r>
         <w:t xml:space="preserve"> </w:t>
@@ -439,118 +650,32 @@
           <m:t>−</m:t>
         </m:r>
         <m:r>
-          <m:t>2</m:t>
-        </m:r>
-        <m:r>
-          <m:rPr>
-            <m:sty m:val="p"/>
-          </m:rPr>
-          <m:t>%</m:t>
+          <m:t>0.074</m:t>
         </m:r>
       </m:oMath>
       <w:r>
         <w:t xml:space="preserve"> </w:t>
       </w:r>
       <w:r>
-        <w:t xml:space="preserve">prompt-driven residual. The seven-critic loop wins on all four lexical-diversity metrics (distinct-</w:t>
+        <w:t xml:space="preserve">to real-only</w:t>
+      </w:r>
+      <w:r>
+        <w:t xml:space="preserve"> </w:t>
       </w:r>
       <m:oMath>
         <m:r>
-          <m:t>1</m:t>
+          <m:t>0.950</m:t>
         </m:r>
       </m:oMath>
       <w:r>
-        <w:t xml:space="preserve">,</w:t>
+        <w:t xml:space="preserve">), and TREC</w:t>
       </w:r>
       <w:r>
         <w:t xml:space="preserve"> </w:t>
       </w:r>
       <m:oMath>
         <m:r>
-          <m:t>2</m:t>
-        </m:r>
-      </m:oMath>
-      <w:r>
-        <w:t xml:space="preserve">,</w:t>
-      </w:r>
-      <w:r>
-        <w:t xml:space="preserve"> </w:t>
-      </w:r>
-      <m:oMath>
-        <m:r>
-          <m:t>3</m:t>
-        </m:r>
-      </m:oMath>
-      <w:r>
-        <w:t xml:space="preserve"> </w:t>
-      </w:r>
-      <w:r>
-        <w:t xml:space="preserve">and self-BLEU-</w:t>
-      </w:r>
-      <m:oMath>
-        <m:r>
-          <m:t>4</m:t>
-        </m:r>
-      </m:oMath>
-      <w:r>
-        <w:t xml:space="preserve">) among iterated conditions, and its synthetic batches are at-least-as-diverse as the real seed set under the post-hoc Pack Discriminator audit (pack accuracy</w:t>
-      </w:r>
-      <w:r>
-        <w:t xml:space="preserve"> </w:t>
-      </w:r>
-      <m:oMath>
-        <m:r>
-          <m:t>0.53</m:t>
-        </m:r>
-      </m:oMath>
-      <w:r>
-        <w:t xml:space="preserve"> </w:t>
-      </w:r>
-      <w:r>
-        <w:t xml:space="preserve">vs the real-vs-real null reference of</w:t>
-      </w:r>
-      <w:r>
-        <w:t xml:space="preserve"> </w:t>
-      </w:r>
-      <m:oMath>
-        <m:r>
-          <m:t>0.56</m:t>
-        </m:r>
-      </m:oMath>
-      <w:r>
-        <w:t xml:space="preserve">). The empirical contribution is cross-condition classifier ensembling: logit-averaging</w:t>
-      </w:r>
-      <w:r>
-        <w:t xml:space="preserve"> </w:t>
-      </w:r>
-      <w:r>
-        <w:rPr>
-          <w:i/>
-          <w:iCs/>
-        </w:rPr>
-        <w:t xml:space="preserve">any of two iterated conditions</w:t>
-      </w:r>
-      <w:r>
-        <w:t xml:space="preserve"> </w:t>
-      </w:r>
-      <w:r>
-        <w:t xml:space="preserve">with the simplest iterated condition (</w:t>
-      </w:r>
-      <w:r>
-        <w:rPr>
-          <w:rStyle w:val="VerbatimChar"/>
-        </w:rPr>
-        <w:t xml:space="preserve">self_critique</w:t>
-      </w:r>
-      <w:r>
-        <w:t xml:space="preserve">) reaches macro F1</w:t>
-      </w:r>
-      <w:r>
-        <w:t xml:space="preserve"> </w:t>
-      </w:r>
-      <m:oMath>
-        <m:r>
-          <m:t>0.947</m:t>
+          <m:t>0.609</m:t>
         </m:r>
         <m:r>
           <m:rPr>
@@ -566,841 +691,18 @@
         <w:t xml:space="preserve"> </w:t>
       </w:r>
       <w:r>
-        <w:t xml:space="preserve">at</w:t>
+        <w:t xml:space="preserve">(tied with real-only</w:t>
       </w:r>
       <w:r>
         <w:t xml:space="preserve"> </w:t>
       </w:r>
       <m:oMath>
         <m:r>
-          <m:t>N</m:t>
-        </m:r>
-        <m:r>
-          <m:rPr>
-            <m:sty m:val="p"/>
-          </m:rPr>
-          <m:t>=</m:t>
-        </m:r>
-        <m:r>
-          <m:t>10</m:t>
+          <m:t>0.607</m:t>
         </m:r>
       </m:oMath>
       <w:r>
-        <w:t xml:space="preserve"> </w:t>
-      </w:r>
-      <w:r>
-        <w:t xml:space="preserve">seeds,</w:t>
-      </w:r>
-      <w:r>
-        <w:t xml:space="preserve"> </w:t>
-      </w:r>
-      <m:oMath>
-        <m:r>
-          <m:rPr>
-            <m:sty m:val="p"/>
-          </m:rPr>
-          <m:t>+</m:t>
-        </m:r>
-        <m:r>
-          <m:t>0.073</m:t>
-        </m:r>
-      </m:oMath>
-      <w:r>
-        <w:t xml:space="preserve"> </w:t>
-      </w:r>
-      <w:r>
-        <w:t xml:space="preserve">over the three-critic baseline</w:t>
-      </w:r>
-      <w:r>
-        <w:t xml:space="preserve"> </w:t>
-      </w:r>
-      <w:r>
-        <w:rPr>
-          <w:rStyle w:val="VerbatimChar"/>
-        </w:rPr>
-        <w:t xml:space="preserve">full_classic</w:t>
-      </w:r>
-      <w:r>
-        <w:t xml:space="preserve"> </w:t>
-      </w:r>
-      <w:r>
-        <w:t xml:space="preserve">solo (BCa</w:t>
-      </w:r>
-      <w:r>
-        <w:t xml:space="preserve"> </w:t>
-      </w:r>
-      <m:oMath>
-        <m:r>
-          <m:t>95</m:t>
-        </m:r>
-        <m:r>
-          <m:rPr>
-            <m:sty m:val="p"/>
-          </m:rPr>
-          <m:t>%</m:t>
-        </m:r>
-      </m:oMath>
-      <w:r>
-        <w:t xml:space="preserve"> </w:t>
-      </w:r>
-      <w:r>
-        <w:t xml:space="preserve">CI</w:t>
-      </w:r>
-      <w:r>
-        <w:t xml:space="preserve"> </w:t>
-      </w:r>
-      <m:oMath>
-        <m:r>
-          <m:rPr>
-            <m:sty m:val="p"/>
-          </m:rPr>
-          <m:t>[</m:t>
-        </m:r>
-        <m:r>
-          <m:rPr>
-            <m:sty m:val="p"/>
-          </m:rPr>
-          <m:t>+</m:t>
-        </m:r>
-        <m:r>
-          <m:t>0.009</m:t>
-        </m:r>
-        <m:r>
-          <m:rPr>
-            <m:sty m:val="p"/>
-          </m:rPr>
-          <m:t>,</m:t>
-        </m:r>
-        <m:r>
-          <m:rPr>
-            <m:sty m:val="p"/>
-          </m:rPr>
-          <m:t>+</m:t>
-        </m:r>
-        <m:r>
-          <m:t>0.141</m:t>
-        </m:r>
-        <m:r>
-          <m:rPr>
-            <m:sty m:val="p"/>
-          </m:rPr>
-          <m:t>]</m:t>
-        </m:r>
-      </m:oMath>
-      <w:r>
-        <w:t xml:space="preserve">, sign-flip</w:t>
-      </w:r>
-      <w:r>
-        <w:t xml:space="preserve"> </w:t>
-      </w:r>
-      <m:oMath>
-        <m:r>
-          <m:t>p</m:t>
-        </m:r>
-        <m:r>
-          <m:rPr>
-            <m:sty m:val="p"/>
-          </m:rPr>
-          <m:t>=</m:t>
-        </m:r>
-        <m:r>
-          <m:t>0.133</m:t>
-        </m:r>
-      </m:oMath>
-      <w:r>
-        <w:t xml:space="preserve">) and</w:t>
-      </w:r>
-      <w:r>
-        <w:t xml:space="preserve"> </w:t>
-      </w:r>
-      <m:oMath>
-        <m:r>
-          <m:rPr>
-            <m:sty m:val="p"/>
-          </m:rPr>
-          <m:t>+</m:t>
-        </m:r>
-        <m:r>
-          <m:t>0.233</m:t>
-        </m:r>
-      </m:oMath>
-      <w:r>
-        <w:t xml:space="preserve"> </w:t>
-      </w:r>
-      <w:r>
-        <w:t xml:space="preserve">on worst-class F1 over the seven-critic loop solo (BCa</w:t>
-      </w:r>
-      <w:r>
-        <w:t xml:space="preserve"> </w:t>
-      </w:r>
-      <m:oMath>
-        <m:r>
-          <m:t>95</m:t>
-        </m:r>
-        <m:r>
-          <m:rPr>
-            <m:sty m:val="p"/>
-          </m:rPr>
-          <m:t>%</m:t>
-        </m:r>
-      </m:oMath>
-      <w:r>
-        <w:t xml:space="preserve"> </w:t>
-      </w:r>
-      <w:r>
-        <w:t xml:space="preserve">CI</w:t>
-      </w:r>
-      <w:r>
-        <w:t xml:space="preserve"> </w:t>
-      </w:r>
-      <m:oMath>
-        <m:r>
-          <m:rPr>
-            <m:sty m:val="p"/>
-          </m:rPr>
-          <m:t>[</m:t>
-        </m:r>
-        <m:r>
-          <m:rPr>
-            <m:sty m:val="p"/>
-          </m:rPr>
-          <m:t>+</m:t>
-        </m:r>
-        <m:r>
-          <m:t>0.067</m:t>
-        </m:r>
-        <m:r>
-          <m:rPr>
-            <m:sty m:val="p"/>
-          </m:rPr>
-          <m:t>,</m:t>
-        </m:r>
-        <m:r>
-          <m:rPr>
-            <m:sty m:val="p"/>
-          </m:rPr>
-          <m:t>+</m:t>
-        </m:r>
-        <m:r>
-          <m:t>0.500</m:t>
-        </m:r>
-        <m:r>
-          <m:rPr>
-            <m:sty m:val="p"/>
-          </m:rPr>
-          <m:t>]</m:t>
-        </m:r>
-      </m:oMath>
-      <w:r>
-        <w:t xml:space="preserve">). The ensemble has</w:t>
-      </w:r>
-      <w:r>
-        <w:t xml:space="preserve"> </w:t>
-      </w:r>
-      <m:oMath>
-        <m:r>
-          <m:t>1.65</m:t>
-        </m:r>
-        <m:r>
-          <m:rPr>
-            <m:sty m:val="p"/>
-          </m:rPr>
-          <m:t>×</m:t>
-        </m:r>
-      </m:oMath>
-      <w:r>
-        <w:t xml:space="preserve"> </w:t>
-      </w:r>
-      <w:r>
-        <w:t xml:space="preserve">lower seed variance than any individual condition. The two top-tied ensemble pairs are</w:t>
-      </w:r>
-      <w:r>
-        <w:t xml:space="preserve"> </w:t>
-      </w:r>
-      <w:r>
-        <w:rPr>
-          <w:rStyle w:val="VerbatimChar"/>
-        </w:rPr>
-        <w:t xml:space="preserve">self_critique + full_attrforge</w:t>
-      </w:r>
-      <w:r>
-        <w:t xml:space="preserve"> </w:t>
-      </w:r>
-      <w:r>
-        <w:t xml:space="preserve">and</w:t>
-      </w:r>
-      <w:r>
-        <w:t xml:space="preserve"> </w:t>
-      </w:r>
-      <w:r>
-        <w:rPr>
-          <w:rStyle w:val="VerbatimChar"/>
-        </w:rPr>
-        <w:t xml:space="preserve">self_critique + diversity_only</w:t>
-      </w:r>
-      <w:r>
-        <w:t xml:space="preserve">; they are identical at</w:t>
-      </w:r>
-      <w:r>
-        <w:t xml:space="preserve"> </w:t>
-      </w:r>
-      <m:oMath>
-        <m:r>
-          <m:t>0.947</m:t>
-        </m:r>
-        <m:r>
-          <m:rPr>
-            <m:sty m:val="p"/>
-          </m:rPr>
-          <m:t>±</m:t>
-        </m:r>
-        <m:r>
-          <m:t>0.056</m:t>
-        </m:r>
-      </m:oMath>
-      <w:r>
-        <w:t xml:space="preserve"> </w:t>
-      </w:r>
-      <w:r>
-        <w:t xml:space="preserve">on both macro and worst-class F1, so the ensemble win is attributable to</w:t>
-      </w:r>
-      <w:r>
-        <w:t xml:space="preserve"> </w:t>
-      </w:r>
-      <w:r>
-        <w:rPr>
-          <w:i/>
-          <w:iCs/>
-        </w:rPr>
-        <w:t xml:space="preserve">iteration with structured critics</w:t>
-      </w:r>
-      <w:r>
-        <w:t xml:space="preserve">, not to the four GAN-style adversaries specifically. On a Banking77 cross-domain replication (</w:t>
-      </w:r>
-      <m:oMath>
-        <m:r>
-          <m:t>10</m:t>
-        </m:r>
-      </m:oMath>
-      <w:r>
-        <w:t xml:space="preserve"> </w:t>
-      </w:r>
-      <w:r>
-        <w:t xml:space="preserve">classes), augmentation at the scarce-real extreme (</w:t>
-      </w:r>
-      <m:oMath>
-        <m:sSub>
-          <m:e>
-            <m:r>
-              <m:t>n</m:t>
-            </m:r>
-          </m:e>
-          <m:sub>
-            <m:r>
-              <m:rPr>
-                <m:nor/>
-                <m:sty m:val="p"/>
-              </m:rPr>
-              <m:t>real</m:t>
-            </m:r>
-          </m:sub>
-        </m:sSub>
-        <m:r>
-          <m:rPr>
-            <m:sty m:val="p"/>
-          </m:rPr>
-          <m:t>=</m:t>
-        </m:r>
-        <m:r>
-          <m:t>10</m:t>
-        </m:r>
-      </m:oMath>
-      <w:r>
-        <w:t xml:space="preserve">) lifts macro F1 from</w:t>
-      </w:r>
-      <w:r>
-        <w:t xml:space="preserve"> </w:t>
-      </w:r>
-      <m:oMath>
-        <m:r>
-          <m:t>0.726</m:t>
-        </m:r>
-        <m:r>
-          <m:rPr>
-            <m:sty m:val="p"/>
-          </m:rPr>
-          <m:t>±</m:t>
-        </m:r>
-        <m:r>
-          <m:t>0.052</m:t>
-        </m:r>
-      </m:oMath>
-      <w:r>
-        <w:t xml:space="preserve"> </w:t>
-      </w:r>
-      <w:r>
-        <w:t xml:space="preserve">to</w:t>
-      </w:r>
-      <w:r>
-        <w:t xml:space="preserve"> </w:t>
-      </w:r>
-      <m:oMath>
-        <m:r>
-          <m:rPr>
-            <m:sty m:val="p"/>
-          </m:rPr>
-          <m:t>≈</m:t>
-        </m:r>
-        <m:r>
-          <m:t>0.88</m:t>
-        </m:r>
-      </m:oMath>
-      <w:r>
-        <w:t xml:space="preserve"> </w:t>
-      </w:r>
-      <w:r>
-        <w:t xml:space="preserve">(</w:t>
-      </w:r>
-      <m:oMath>
-        <m:r>
-          <m:rPr>
-            <m:sty m:val="p"/>
-          </m:rPr>
-          <m:t>+</m:t>
-        </m:r>
-        <m:r>
-          <m:t>0.15</m:t>
-        </m:r>
-      </m:oMath>
-      <w:r>
-        <w:t xml:space="preserve">,</w:t>
-      </w:r>
-      <w:r>
-        <w:t xml:space="preserve"> </w:t>
-      </w:r>
-      <m:oMath>
-        <m:r>
-          <m:rPr>
-            <m:sty m:val="p"/>
-          </m:rPr>
-          <m:t>≥</m:t>
-        </m:r>
-        <m:r>
-          <m:t>4</m:t>
-        </m:r>
-        <m:r>
-          <m:rPr>
-            <m:sty m:val="p"/>
-          </m:rPr>
-          <m:t>×</m:t>
-        </m:r>
-      </m:oMath>
-      <w:r>
-        <w:t xml:space="preserve"> </w:t>
-      </w:r>
-      <w:r>
-        <w:t xml:space="preserve">variance reduction across iterated conditions;</w:t>
-      </w:r>
-      <w:r>
-        <w:t xml:space="preserve"> </w:t>
-      </w:r>
-      <w:r>
-        <w:rPr>
-          <w:rStyle w:val="VerbatimChar"/>
-        </w:rPr>
-        <w:t xml:space="preserve">full_classic</w:t>
-      </w:r>
-      <w:r>
-        <w:t xml:space="preserve"> </w:t>
-      </w:r>
-      <w:r>
-        <w:t xml:space="preserve">and</w:t>
-      </w:r>
-      <w:r>
-        <w:t xml:space="preserve"> </w:t>
-      </w:r>
-      <w:r>
-        <w:rPr>
-          <w:rStyle w:val="VerbatimChar"/>
-        </w:rPr>
-        <w:t xml:space="preserve">full_attrforge</w:t>
-      </w:r>
-      <w:r>
-        <w:t xml:space="preserve"> </w:t>
-      </w:r>
-      <w:r>
-        <w:t xml:space="preserve">are statistically indistinguishable on this task).</w:t>
-      </w:r>
-    </w:p>
-    <w:p>
-      <w:pPr>
-        <w:pStyle w:val="BodyText"/>
-        <w:ind w:left="432" w:right="432" w:firstLine="0"/>
-        <w:jc w:val="both"/>
-        <w:keepNext w:val="0"/>
-        <w:keepLines w:val="0"/>
-        <w:widowControl w:val="1"/>
-      </w:pPr>
-      <w:r>
-        <w:rPr>
-          <w:b/>
-          <w:bCs/>
-        </w:rPr>
-        <w:t xml:space="preserve">Cross-task headline.</w:t>
-      </w:r>
-      <w:r>
-        <w:t xml:space="preserve"> </w:t>
-      </w:r>
-      <w:r>
-        <w:t xml:space="preserve">Beyond the customer-support evaluation, training the downstream classifier on the seven-critic loop's synthetic batch alone (no real seed data in the training set) at five seeds across three benchmarks reaches: SST-2 macro F1</w:t>
-      </w:r>
-      <w:r>
-        <w:t xml:space="preserve"> </w:t>
-      </w:r>
-      <m:oMath>
-        <m:r>
-          <m:t>0.731</m:t>
-        </m:r>
-        <m:r>
-          <m:rPr>
-            <m:sty m:val="p"/>
-          </m:rPr>
-          <m:t>±</m:t>
-        </m:r>
-        <m:r>
-          <m:t>0.029</m:t>
-        </m:r>
-      </m:oMath>
-      <w:r>
-        <w:t xml:space="preserve"> </w:t>
-      </w:r>
-      <w:r>
-        <w:t xml:space="preserve">at</w:t>
-      </w:r>
-      <w:r>
-        <w:t xml:space="preserve"> </w:t>
-      </w:r>
-      <m:oMath>
-        <m:sSub>
-          <m:e>
-            <m:r>
-              <m:t>n</m:t>
-            </m:r>
-          </m:e>
-          <m:sub>
-            <m:r>
-              <m:rPr>
-                <m:nor/>
-                <m:sty m:val="p"/>
-              </m:rPr>
-              <m:t>test</m:t>
-            </m:r>
-          </m:sub>
-        </m:sSub>
-        <m:r>
-          <m:rPr>
-            <m:sty m:val="p"/>
-          </m:rPr>
-          <m:t>=</m:t>
-        </m:r>
-        <m:r>
-          <m:t>872</m:t>
-        </m:r>
-      </m:oMath>
-      <w:r>
-        <w:t xml:space="preserve"> </w:t>
-      </w:r>
-      <w:r>
-        <w:t xml:space="preserve">(above the real-only baseline of</w:t>
-      </w:r>
-      <w:r>
-        <w:t xml:space="preserve"> </w:t>
-      </w:r>
-      <m:oMath>
-        <m:r>
-          <m:t>0.704</m:t>
-        </m:r>
-      </m:oMath>
-      <w:r>
-        <w:t xml:space="preserve">,</w:t>
-      </w:r>
-      <w:r>
-        <w:t xml:space="preserve"> </w:t>
-      </w:r>
-      <m:oMath>
-        <m:r>
-          <m:t>1.7</m:t>
-        </m:r>
-        <m:r>
-          <m:rPr>
-            <m:sty m:val="p"/>
-          </m:rPr>
-          <m:t>×</m:t>
-        </m:r>
-      </m:oMath>
-      <w:r>
-        <w:t xml:space="preserve"> </w:t>
-      </w:r>
-      <w:r>
-        <w:t xml:space="preserve">variance reduction from the earlier framework), Banking77 macro F1</w:t>
-      </w:r>
-      <w:r>
-        <w:t xml:space="preserve"> </w:t>
-      </w:r>
-      <m:oMath>
-        <m:r>
-          <m:t>0.876</m:t>
-        </m:r>
-        <m:r>
-          <m:rPr>
-            <m:sty m:val="p"/>
-          </m:rPr>
-          <m:t>±</m:t>
-        </m:r>
-        <m:r>
-          <m:t>0.012</m:t>
-        </m:r>
-      </m:oMath>
-      <w:r>
-        <w:t xml:space="preserve"> </w:t>
-      </w:r>
-      <w:r>
-        <w:t xml:space="preserve">at</w:t>
-      </w:r>
-      <w:r>
-        <w:t xml:space="preserve"> </w:t>
-      </w:r>
-      <m:oMath>
-        <m:sSub>
-          <m:e>
-            <m:r>
-              <m:t>n</m:t>
-            </m:r>
-          </m:e>
-          <m:sub>
-            <m:r>
-              <m:rPr>
-                <m:nor/>
-                <m:sty m:val="p"/>
-              </m:rPr>
-              <m:t>test</m:t>
-            </m:r>
-          </m:sub>
-        </m:sSub>
-        <m:r>
-          <m:rPr>
-            <m:sty m:val="p"/>
-          </m:rPr>
-          <m:t>=</m:t>
-        </m:r>
-        <m:r>
-          <m:t>400</m:t>
-        </m:r>
-      </m:oMath>
-      <w:r>
-        <w:t xml:space="preserve"> </w:t>
-      </w:r>
-      <w:r>
-        <w:t xml:space="preserve">(</w:t>
-      </w:r>
-      <m:oMath>
-        <m:r>
-          <m:t>5.8</m:t>
-        </m:r>
-        <m:r>
-          <m:rPr>
-            <m:sty m:val="p"/>
-          </m:rPr>
-          <m:t>×</m:t>
-        </m:r>
-      </m:oMath>
-      <w:r>
-        <w:t xml:space="preserve"> </w:t>
-      </w:r>
-      <w:r>
-        <w:t xml:space="preserve">variance reduction, residual gap to real-only</w:t>
-      </w:r>
-      <w:r>
-        <w:t xml:space="preserve"> </w:t>
-      </w:r>
-      <m:oMath>
-        <m:r>
-          <m:rPr>
-            <m:sty m:val="p"/>
-          </m:rPr>
-          <m:t>−</m:t>
-        </m:r>
-        <m:r>
-          <m:t>0.074</m:t>
-        </m:r>
-      </m:oMath>
-      <w:r>
-        <w:t xml:space="preserve">), and TREC macro F1</w:t>
-      </w:r>
-      <w:r>
-        <w:t xml:space="preserve"> </w:t>
-      </w:r>
-      <m:oMath>
-        <m:r>
-          <m:t>0.609</m:t>
-        </m:r>
-        <m:r>
-          <m:rPr>
-            <m:sty m:val="p"/>
-          </m:rPr>
-          <m:t>±</m:t>
-        </m:r>
-        <m:r>
-          <m:t>0.056</m:t>
-        </m:r>
-      </m:oMath>
-      <w:r>
-        <w:t xml:space="preserve"> </w:t>
-      </w:r>
-      <w:r>
-        <w:t xml:space="preserve">at</w:t>
-      </w:r>
-      <w:r>
-        <w:t xml:space="preserve"> </w:t>
-      </w:r>
-      <m:oMath>
-        <m:sSub>
-          <m:e>
-            <m:r>
-              <m:t>n</m:t>
-            </m:r>
-          </m:e>
-          <m:sub>
-            <m:r>
-              <m:rPr>
-                <m:nor/>
-                <m:sty m:val="p"/>
-              </m:rPr>
-              <m:t>test</m:t>
-            </m:r>
-          </m:sub>
-        </m:sSub>
-        <m:r>
-          <m:rPr>
-            <m:sty m:val="p"/>
-          </m:rPr>
-          <m:t>=</m:t>
-        </m:r>
-        <m:r>
-          <m:t>89</m:t>
-        </m:r>
-      </m:oMath>
-      <w:r>
-        <w:t xml:space="preserve"> </w:t>
-      </w:r>
-      <w:r>
-        <w:t xml:space="preserve">(tied with real-only</w:t>
-      </w:r>
-      <w:r>
-        <w:t xml:space="preserve"> </w:t>
-      </w:r>
-      <m:oMath>
-        <m:r>
-          <m:t>0.607</m:t>
-        </m:r>
-      </m:oMath>
-      <w:r>
-        <w:t xml:space="preserve">). The synthetic batch is at-or-above real-only on SST-2 and TREC and closes most of the gap on Banking77, with substantial seed-variance reduction across all three (Section 7.5).</w:t>
-      </w:r>
-    </w:p>
-    <w:p>
-      <w:pPr>
-        <w:pStyle w:val="BodyText"/>
-        <w:ind w:left="432" w:right="432" w:firstLine="0"/>
-        <w:jc w:val="both"/>
-        <w:keepNext w:val="0"/>
-        <w:keepLines w:val="0"/>
-        <w:widowControl w:val="1"/>
-      </w:pPr>
-      <w:r>
-        <w:rPr>
-          <w:b/>
-          <w:bCs/>
-        </w:rPr>
-        <w:t xml:space="preserve">What we additionally contribute.</w:t>
-      </w:r>
-      <w:r>
-        <w:t xml:space="preserve"> </w:t>
-      </w:r>
-      <w:r>
-        <w:t xml:space="preserve">(i) A post-hoc adversary audit that re-runs every critic on every condition's final batch against a real-vs-real null reference, removing the circular evaluation problem of single-critic ablations; (ii) a structured-feedback contract that lets new critics be added without changing the surrounding loop; (iii) direct lexical diversity measurements (distinct-</w:t>
-      </w:r>
-      <m:oMath>
-        <m:r>
-          <m:t>n</m:t>
-        </m:r>
-      </m:oMath>
-      <w:r>
-        <w:t xml:space="preserve">, self-BLEU-4) confirming that the GAN-style adversaries inject surface diversity:</w:t>
-      </w:r>
-      <w:r>
-        <w:t xml:space="preserve"> </w:t>
-      </w:r>
-      <w:r>
-        <w:rPr>
-          <w:rStyle w:val="VerbatimChar"/>
-        </w:rPr>
-        <w:t xml:space="preserve">full_attrforge</w:t>
-      </w:r>
-      <w:r>
-        <w:t xml:space="preserve"> </w:t>
-      </w:r>
-      <w:r>
-        <w:t xml:space="preserve">has the highest distinct-</w:t>
-      </w:r>
-      <m:oMath>
-        <m:r>
-          <m:t>n</m:t>
-        </m:r>
-      </m:oMath>
-      <w:r>
-        <w:t xml:space="preserve"> </w:t>
-      </w:r>
-      <w:r>
-        <w:t xml:space="preserve">and the lowest self-BLEU-4 among all iterated conditions on the customer-support task; and (iv)</w:t>
-      </w:r>
-      <w:r>
-        <w:t xml:space="preserve"> </w:t>
-      </w:r>
-      <w:r>
-        <w:rPr>
-          <w:b/>
-          <w:bCs/>
-        </w:rPr>
-        <w:t xml:space="preserve">a reusable open-source Python framework</w:t>
-      </w:r>
-      <w:r>
-        <w:t xml:space="preserve"> </w:t>
-      </w:r>
-      <w:r>
-        <w:t xml:space="preserve">for synthetic text data generation and evaluation: pluggable critic protocol with</w:t>
-      </w:r>
-      <w:r>
-        <w:t xml:space="preserve"> </w:t>
-      </w:r>
-      <m:oMath>
-        <m:r>
-          <m:t>14</m:t>
-        </m:r>
-      </m:oMath>
-      <w:r>
-        <w:t xml:space="preserve"> </w:t>
-      </w:r>
-      <w:r>
-        <w:t xml:space="preserve">shipped critic implementations across the seven roles, eight named baselines plus six leave-one-out ablations, three example datasets at different difficulty regimes (customer-support, Banking77, TREC), multi-backend LLM support (OpenAI / Anthropic / offline echo, plus multi-vendor via OpenRouter), an OpenAI Batch-API harness that halves the cost of full sweeps, a cross-condition ensemble public API, and a diversity-metric library (Vendi, Scendi, distinct-</w:t>
-      </w:r>
-      <m:oMath>
-        <m:r>
-          <m:t>n</m:t>
-        </m:r>
-      </m:oMath>
-      <w:r>
-        <w:t xml:space="preserve">, self-BLEU, MMD, manifold-entropy). The framework is the deliverable a practitioner takes home; the seven-critic loop above is the configuration that produced the empirical results, not the only configuration the framework supports (Section 11).</w:t>
+        <w:t xml:space="preserve">). We additionally contribute a post-hoc adversary audit with a real-vs-real null reference that retires the tautological entries of single-critic ablation tables, a structured-feedback contract that lets new critics be added without changing the loop, and a reusable open-source Python framework with fourteen shipped critic implementations, eight named baselines plus six leave-one-out ablations, multi-backend LLM support, an OpenAI Batch harness, and a cross-condition ensemble public API.</w:t>
       </w:r>
     </w:p>
     <w:p>
@@ -39072,7 +38374,7 @@
     </w:tbl>
     <w:bookmarkEnd w:id="67"/>
     <w:bookmarkEnd w:id="68"/>
-    <w:bookmarkStart w:id="178" w:name="sec-references"/>
+    <w:bookmarkStart w:id="179" w:name="sec-references"/>
     <w:p>
       <w:pPr>
         <w:pStyle w:val="Heading2"/>
@@ -41563,10 +40865,30 @@
         </w:r>
       </w:hyperlink>
       <w:r>
-        <w:t xml:space="preserve">.</w:t>
+        <w:t xml:space="preserve"> </w:t>
+      </w:r>
+      <w:r>
+        <w:t xml:space="preserve">(single-column) ·</w:t>
+      </w:r>
+      <w:r>
+        <w:t xml:space="preserve"> </w:t>
+      </w:r>
+      <w:hyperlink r:id="rId178">
+        <w:r>
+          <w:rPr>
+            <w:rStyle w:val="Hyperlink"/>
+          </w:rPr>
+          <w:t xml:space="preserve">synsmith_2col.docx</w:t>
+        </w:r>
+      </w:hyperlink>
+      <w:r>
+        <w:t xml:space="preserve"> </w:t>
+      </w:r>
+      <w:r>
+        <w:t xml:space="preserve">(two-column arXiv-style).</w:t>
       </w:r>
     </w:p>
-    <w:bookmarkEnd w:id="178"/>
+    <w:bookmarkEnd w:id="179"/>
     <w:sectPr>
       <w:type w:val="continuous"/>
       <w:pgSz w:h="15840" w:w="12240"/>
